--- a/livrables-IGPDE-2026-102846/Livrables-Stagiaires/tp-word-igpde/tp-doc-aide-correction.docx
+++ b/livrables-IGPDE-2026-102846/Livrables-Stagiaires/tp-word-igpde/tp-doc-aide-correction.docx
@@ -3093,7 +3093,7 @@
 
 <file path=word/comments.xml><?xml version="1.0" encoding="utf-8"?>
 <w:comments xmlns:a="http://schemas.openxmlformats.org/drawingml/2006/main" xmlns:pic="http://schemas.openxmlformats.org/drawingml/2006/picture" xmlns:r="http://schemas.openxmlformats.org/officeDocument/2006/relationships" xmlns:w="http://schemas.openxmlformats.org/wordprocessingml/2006/main" xmlns:wp="http://schemas.openxmlformats.org/drawingml/2006/wordprocessingDrawing" xmlns:mc="http://schemas.openxmlformats.org/markup-compatibility/2006" xmlns:a14="http://schemas.microsoft.com/office/drawing/2010/main" xmlns:w14="http://schemas.microsoft.com/office/word/2010/wordml" xmlns:wpc="http://schemas.microsoft.com/office/word/2010/wordprocessingCanvas">
-  <w:comment w:id="0" w:author="Formation IGPDE" w:initials="IGPDE" w:date="2026-10-04T19:28:04Z">
+  <w:comment w:id="0" w:author="Formation IGPDE" w:initials="IGPDE" w:date="2026-10-08T13:09:38Z">
     <w:p>
       <w:pPr>
         <w:pStyle w:val="CommentText"/>
@@ -3214,7 +3214,7 @@
       </w:r>
     </w:p>
   </w:comment>
-  <w:comment w:id="1" w:author="Formation IGPDE" w:initials="IGPDE" w:date="2026-10-04T19:28:04Z">
+  <w:comment w:id="1" w:author="Formation IGPDE" w:initials="IGPDE" w:date="2026-10-08T13:09:38Z">
     <w:p>
       <w:pPr>
         <w:pStyle w:val="CommentText"/>
@@ -3335,7 +3335,7 @@
       </w:r>
     </w:p>
   </w:comment>
-  <w:comment w:id="2" w:author="Formation IGPDE" w:initials="IGPDE" w:date="2026-10-04T19:28:04Z">
+  <w:comment w:id="2" w:author="Formation IGPDE" w:initials="IGPDE" w:date="2026-10-08T13:09:38Z">
     <w:p>
       <w:pPr>
         <w:pStyle w:val="CommentText"/>
@@ -3456,7 +3456,7 @@
       </w:r>
     </w:p>
   </w:comment>
-  <w:comment w:id="3" w:author="Formation IGPDE" w:initials="IGPDE" w:date="2026-10-04T19:28:04Z">
+  <w:comment w:id="3" w:author="Formation IGPDE" w:initials="IGPDE" w:date="2026-10-08T13:09:38Z">
     <w:p>
       <w:pPr>
         <w:pStyle w:val="CommentText"/>
@@ -3577,7 +3577,7 @@
       </w:r>
     </w:p>
   </w:comment>
-  <w:comment w:id="4" w:author="Formation IGPDE" w:initials="IGPDE" w:date="2026-10-04T19:28:04Z">
+  <w:comment w:id="4" w:author="Formation IGPDE" w:initials="IGPDE" w:date="2026-10-08T13:09:38Z">
     <w:p>
       <w:pPr>
         <w:pStyle w:val="CommentText"/>
@@ -3698,7 +3698,7 @@
       </w:r>
     </w:p>
   </w:comment>
-  <w:comment w:id="5" w:author="Formation IGPDE" w:initials="IGPDE" w:date="2026-10-04T19:28:04Z">
+  <w:comment w:id="5" w:author="Formation IGPDE" w:initials="IGPDE" w:date="2026-10-08T13:09:38Z">
     <w:p>
       <w:pPr>
         <w:pStyle w:val="CommentText"/>
@@ -3819,7 +3819,7 @@
       </w:r>
     </w:p>
   </w:comment>
-  <w:comment w:id="6" w:author="Formation IGPDE" w:initials="IGPDE" w:date="2026-10-04T19:28:04Z">
+  <w:comment w:id="6" w:author="Formation IGPDE" w:initials="IGPDE" w:date="2026-10-08T13:09:38Z">
     <w:p>
       <w:pPr>
         <w:pStyle w:val="CommentText"/>
@@ -3940,7 +3940,7 @@
       </w:r>
     </w:p>
   </w:comment>
-  <w:comment w:id="7" w:author="Formation IGPDE" w:initials="IGPDE" w:date="2026-10-04T19:28:04Z">
+  <w:comment w:id="7" w:author="Formation IGPDE" w:initials="IGPDE" w:date="2026-10-08T13:09:38Z">
     <w:p>
       <w:pPr>
         <w:pStyle w:val="CommentText"/>
@@ -4061,7 +4061,7 @@
       </w:r>
     </w:p>
   </w:comment>
-  <w:comment w:id="8" w:author="Formation IGPDE" w:initials="IGPDE" w:date="2026-10-04T19:28:04Z">
+  <w:comment w:id="8" w:author="Formation IGPDE" w:initials="IGPDE" w:date="2026-10-08T13:09:38Z">
     <w:p>
       <w:pPr>
         <w:pStyle w:val="CommentText"/>
@@ -4182,7 +4182,7 @@
       </w:r>
     </w:p>
   </w:comment>
-  <w:comment w:id="9" w:author="Formation IGPDE" w:initials="IGPDE" w:date="2026-10-04T19:28:04Z">
+  <w:comment w:id="9" w:author="Formation IGPDE" w:initials="IGPDE" w:date="2026-10-08T13:09:38Z">
     <w:p>
       <w:pPr>
         <w:pStyle w:val="CommentText"/>
@@ -4303,7 +4303,7 @@
       </w:r>
     </w:p>
   </w:comment>
-  <w:comment w:id="10" w:author="Formation IGPDE" w:initials="IGPDE" w:date="2026-10-04T19:28:04Z">
+  <w:comment w:id="10" w:author="Formation IGPDE" w:initials="IGPDE" w:date="2026-10-08T13:09:38Z">
     <w:p>
       <w:pPr>
         <w:pStyle w:val="CommentText"/>
@@ -4424,7 +4424,7 @@
       </w:r>
     </w:p>
   </w:comment>
-  <w:comment w:id="11" w:author="Formation IGPDE" w:initials="IGPDE" w:date="2026-10-04T19:28:04Z">
+  <w:comment w:id="11" w:author="Formation IGPDE" w:initials="IGPDE" w:date="2026-10-08T13:09:38Z">
     <w:p>
       <w:pPr>
         <w:pStyle w:val="CommentText"/>
@@ -4545,7 +4545,7 @@
       </w:r>
     </w:p>
   </w:comment>
-  <w:comment w:id="12" w:author="Formation IGPDE" w:initials="IGPDE" w:date="2026-10-04T19:28:04Z">
+  <w:comment w:id="12" w:author="Formation IGPDE" w:initials="IGPDE" w:date="2026-10-08T13:09:38Z">
     <w:p>
       <w:pPr>
         <w:pStyle w:val="CommentText"/>
@@ -4666,7 +4666,7 @@
       </w:r>
     </w:p>
   </w:comment>
-  <w:comment w:id="13" w:author="Formation IGPDE" w:initials="IGPDE" w:date="2026-10-04T19:28:04Z">
+  <w:comment w:id="13" w:author="Formation IGPDE" w:initials="IGPDE" w:date="2026-10-08T13:09:38Z">
     <w:p>
       <w:pPr>
         <w:pStyle w:val="CommentText"/>
@@ -4787,7 +4787,7 @@
       </w:r>
     </w:p>
   </w:comment>
-  <w:comment w:id="14" w:author="Formation IGPDE" w:initials="IGPDE" w:date="2026-10-04T19:28:04Z">
+  <w:comment w:id="14" w:author="Formation IGPDE" w:initials="IGPDE" w:date="2026-10-08T13:09:38Z">
     <w:p>
       <w:pPr>
         <w:pStyle w:val="CommentText"/>
@@ -4908,7 +4908,7 @@
       </w:r>
     </w:p>
   </w:comment>
-  <w:comment w:id="15" w:author="Formation IGPDE" w:initials="IGPDE" w:date="2026-10-04T19:28:04Z">
+  <w:comment w:id="15" w:author="Formation IGPDE" w:initials="IGPDE" w:date="2026-10-08T13:09:38Z">
     <w:p>
       <w:pPr>
         <w:pStyle w:val="CommentText"/>
@@ -5029,7 +5029,7 @@
       </w:r>
     </w:p>
   </w:comment>
-  <w:comment w:id="16" w:author="Formation IGPDE" w:initials="IGPDE" w:date="2026-10-04T19:28:04Z">
+  <w:comment w:id="16" w:author="Formation IGPDE" w:initials="IGPDE" w:date="2026-10-08T13:09:38Z">
     <w:p>
       <w:pPr>
         <w:pStyle w:val="CommentText"/>
@@ -5150,7 +5150,7 @@
       </w:r>
     </w:p>
   </w:comment>
-  <w:comment w:id="17" w:author="Formation IGPDE" w:initials="IGPDE" w:date="2026-10-04T19:28:04Z">
+  <w:comment w:id="17" w:author="Formation IGPDE" w:initials="IGPDE" w:date="2026-10-08T13:09:38Z">
     <w:p>
       <w:pPr>
         <w:pStyle w:val="CommentText"/>
@@ -5271,7 +5271,7 @@
       </w:r>
     </w:p>
   </w:comment>
-  <w:comment w:id="18" w:author="Formation IGPDE" w:initials="IGPDE" w:date="2026-10-04T19:28:04Z">
+  <w:comment w:id="18" w:author="Formation IGPDE" w:initials="IGPDE" w:date="2026-10-08T13:09:38Z">
     <w:p>
       <w:pPr>
         <w:pStyle w:val="CommentText"/>
@@ -5392,7 +5392,7 @@
       </w:r>
     </w:p>
   </w:comment>
-  <w:comment w:id="19" w:author="Formation IGPDE" w:initials="IGPDE" w:date="2026-10-04T19:28:04Z">
+  <w:comment w:id="19" w:author="Formation IGPDE" w:initials="IGPDE" w:date="2026-10-08T13:09:38Z">
     <w:p>
       <w:pPr>
         <w:pStyle w:val="CommentText"/>
